--- a/MP3/MP3_Report.docx
+++ b/MP3/MP3_Report.docx
@@ -39,7 +39,7 @@
         <w:spacing w:after="283"/>
       </w:pPr>
       <w:r>
-        <w:t xml:space="preserve">Source Code: </w:t>
+        <w:t>Source Code: https://github.com/leoliao0606-creator/CompArch-Leo/tree/main/MP3</w:t>
       </w:r>
     </w:p>
     <w:p>
@@ -48,7 +48,7 @@
         <w:spacing w:after="283"/>
       </w:pPr>
       <w:r>
-        <w:t>Video:</w:t>
+        <w:t>Video: https://youtu.be/0RKnHaFJ_7A</w:t>
       </w:r>
     </w:p>
     <w:p>
@@ -249,7 +249,7 @@
                     <pic:cNvPicPr/>
                   </pic:nvPicPr>
                   <pic:blipFill>
-                    <a:blip r:embed="rId7"/>
+                    <a:blip r:embed="rId8"/>
                     <a:stretch>
                       <a:fillRect/>
                     </a:stretch>
